--- a/pr-preview/pr-431/logistic-inference-handout.docx
+++ b/pr-preview/pr-431/logistic-inference-handout.docx
@@ -15,7 +15,7 @@
         <w:pStyle w:val="Date"/>
       </w:pPr>
       <w:r>
-        <w:t xml:space="preserve">Last modified: 2026-10-22 12:45:37 (PDT)</w:t>
+        <w:t xml:space="preserve">Last modified: 2026-10-22 13:58:27 (PDT)</w:t>
       </w:r>
     </w:p>
     <w:bookmarkStart w:id="14" w:name="introduction"/>
@@ -1089,7 +1089,7 @@
       <w:bookmarkStart w:id="15" w:name="eq-deviance"/>
       <w:r>
         <w:t xml:space="preserve">$$
-    D\stackrel{\text{def}}{=}-2 \, {\ell\mathopen{}\left(\hat{\mathord{\smash[b]{\underset{\raise.3ex\hbox{$\scriptstyle\sim$}}{\beta}}\vphantom{\beta}}}\right)\mathclose{}}
+    \operatorname{dev}\stackrel{\text{def}}{=}-2 \, {\ell\mathopen{}\left(\hat{\mathord{\smash[b]{\underset{\raise.3ex\hbox{$\scriptstyle\sim$}}{\beta}}\vphantom{\beta}}}\right)\mathclose{}}
     = -2 \sum_{i=1}^n\mathopen{}\left\{y_i\ln \hat\pi_i + \mathopen{}\left(1 - y_i\right)\mathclose{} {\ln\mathopen{}\left(1 - \hat\pi_i\right)\mathclose{}}\right\}\mathclose{},
      \qquad(2)$$</w:t>
       </w:r>
@@ -1672,7 +1672,10 @@
       </w:r>
       <m:oMath>
         <m:r>
-          <m:t>D</m:t>
+          <m:rPr>
+            <m:sty m:val="p"/>
+          </m:rPr>
+          <m:t>dev</m:t>
         </m:r>
         <m:r>
           <m:rPr>
@@ -1797,7 +1800,10 @@
       </w:r>
       <m:oMath>
         <m:r>
-          <m:t>D</m:t>
+          <m:rPr>
+            <m:sty m:val="p"/>
+          </m:rPr>
+          <m:t>dev</m:t>
         </m:r>
       </m:oMath>
       <w:r>
@@ -1873,7 +1879,10 @@
           <m:sSub>
             <m:e>
               <m:r>
-                <m:t>D</m:t>
+                <m:rPr>
+                  <m:sty m:val="p"/>
+                </m:rPr>
+                <m:t>dev</m:t>
               </m:r>
             </m:e>
             <m:sub>
@@ -2174,7 +2183,10 @@
         <m:sSub>
           <m:e>
             <m:r>
-              <m:t>D</m:t>
+              <m:rPr>
+                <m:sty m:val="p"/>
+              </m:rPr>
+              <m:t>dev</m:t>
             </m:r>
           </m:e>
           <m:sub>
@@ -2432,7 +2444,10 @@
         <m:sSub>
           <m:e>
             <m:r>
-              <m:t>D</m:t>
+              <m:rPr>
+                <m:sty m:val="p"/>
+              </m:rPr>
+              <m:t>dev</m:t>
             </m:r>
           </m:e>
           <m:sub>
@@ -2621,7 +2636,10 @@
         <m:sSub>
           <m:e>
             <m:r>
-              <m:t>D</m:t>
+              <m:rPr>
+                <m:sty m:val="p"/>
+              </m:rPr>
+              <m:t>dev</m:t>
             </m:r>
           </m:e>
           <m:sub>
@@ -2659,7 +2677,10 @@
       </w:r>
       <m:oMath>
         <m:r>
-          <m:t>D</m:t>
+          <m:rPr>
+            <m:sty m:val="p"/>
+          </m:rPr>
+          <m:t>dev</m:t>
         </m:r>
       </m:oMath>
       <w:r>
@@ -2781,7 +2802,10 @@
           <m:sSub>
             <m:e>
               <m:r>
-                <m:t>D</m:t>
+                <m:rPr>
+                  <m:sty m:val="p"/>
+                </m:rPr>
+                <m:t>dev</m:t>
               </m:r>
             </m:e>
             <m:sub>
@@ -2797,7 +2821,10 @@
             <m:t>−</m:t>
           </m:r>
           <m:r>
-            <m:t>D</m:t>
+            <m:rPr>
+              <m:sty m:val="p"/>
+            </m:rPr>
+            <m:t>dev</m:t>
           </m:r>
           <m:r>
             <m:rPr>
@@ -3001,7 +3028,10 @@
           <m:t>−</m:t>
         </m:r>
         <m:r>
-          <m:t>D</m:t>
+          <m:rPr>
+            <m:sty m:val="p"/>
+          </m:rPr>
+          <m:t>dev</m:t>
         </m:r>
         <m:r>
           <m:rPr>
@@ -3076,7 +3106,10 @@
         <m:sSub>
           <m:e>
             <m:r>
-              <m:t>D</m:t>
+              <m:rPr>
+                <m:sty m:val="p"/>
+              </m:rPr>
+              <m:t>dev</m:t>
             </m:r>
           </m:e>
           <m:sub>
@@ -3141,7 +3174,10 @@
               <m:t>−</m:t>
             </m:r>
             <m:r>
-              <m:t>D</m:t>
+              <m:rPr>
+                <m:sty m:val="p"/>
+              </m:rPr>
+              <m:t>dev</m:t>
             </m:r>
             <m:r>
               <m:rPr>
@@ -3161,7 +3197,10 @@
             <m:sSub>
               <m:e>
                 <m:r>
-                  <m:t>D</m:t>
+                  <m:rPr>
+                    <m:sty m:val="p"/>
+                  </m:rPr>
+                  <m:t>dev</m:t>
                 </m:r>
               </m:e>
               <m:sub>
@@ -3193,7 +3232,10 @@
         <m:sSub>
           <m:e>
             <m:r>
-              <m:t>D</m:t>
+              <m:rPr>
+                <m:sty m:val="p"/>
+              </m:rPr>
+              <m:t>dev</m:t>
             </m:r>
           </m:e>
           <m:sub>
@@ -3209,7 +3251,10 @@
           <m:t>−</m:t>
         </m:r>
         <m:r>
-          <m:t>D</m:t>
+          <m:rPr>
+            <m:sty m:val="p"/>
+          </m:rPr>
+          <m:t>dev</m:t>
         </m:r>
       </m:oMath>
       <w:r>
@@ -3403,7 +3448,10 @@
         <m:sSub>
           <m:e>
             <m:r>
-              <m:t>D</m:t>
+              <m:rPr>
+                <m:sty m:val="p"/>
+              </m:rPr>
+              <m:t>dev</m:t>
             </m:r>
           </m:e>
           <m:sub>
@@ -3419,7 +3467,10 @@
           <m:t>−</m:t>
         </m:r>
         <m:r>
-          <m:t>D</m:t>
+          <m:rPr>
+            <m:sty m:val="p"/>
+          </m:rPr>
+          <m:t>dev</m:t>
         </m:r>
       </m:oMath>
       <w:r>
@@ -6713,7 +6764,7 @@
       <w:bookmarkStart w:id="46" w:name="eq-saturated-deviance"/>
       <w:r>
         <w:t xml:space="preserve">$$
-    D_{\mathrm{sat}}= 2 \mathopen{}\left(\ell_{\mathrm{sat}}- {\ell\mathopen{}\left(\hat{\mathord{\smash[b]{\underset{\raise.3ex\hbox{$\scriptstyle\sim$}}{\beta}}\vphantom{\beta}}}\right)\mathclose{}}\right)\mathclose{}.
+    \operatorname{dev}_{\mathrm{sat}}= 2 \mathopen{}\left(\ell_{\mathrm{sat}}- {\ell\mathopen{}\left(\hat{\mathord{\smash[b]{\underset{\raise.3ex\hbox{$\scriptstyle\sim$}}{\beta}}\vphantom{\beta}}}\right)\mathclose{}}\right)\mathclose{}.
      \qquad(5)$$</w:t>
       </w:r>
       <w:bookmarkEnd w:id="46"/>
@@ -6795,7 +6846,10 @@
           <m:sSub>
             <m:e>
               <m:r>
-                <m:t>D</m:t>
+                <m:rPr>
+                  <m:sty m:val="p"/>
+                </m:rPr>
+                <m:t>dev</m:t>
               </m:r>
             </m:e>
             <m:sub>
@@ -7915,7 +7969,10 @@
         </m:oMathParaPr>
         <m:oMath>
           <m:r>
-            <m:t>D</m:t>
+            <m:rPr>
+              <m:sty m:val="p"/>
+            </m:rPr>
+            <m:t>dev</m:t>
           </m:r>
           <m:r>
             <m:rPr>
@@ -7926,7 +7983,10 @@
           <m:sSub>
             <m:e>
               <m:r>
-                <m:t>D</m:t>
+                <m:rPr>
+                  <m:sty m:val="p"/>
+                </m:rPr>
+                <m:t>dev</m:t>
               </m:r>
             </m:e>
             <m:sub>
@@ -8028,7 +8088,7 @@
         <w:t xml:space="preserve"> </w:t>
       </w:r>
       <w:r>
-        <w:t xml:space="preserve">$D= -2 {\ell\mathopen{}\left(\hat{\mathord{\smash[b]{\underset{\raise.3ex\hbox{$\scriptstyle\sim$}}{\beta}}\vphantom{\beta}}}\right)\mathclose{}}$</w:t>
+        <w:t xml:space="preserve">$\operatorname{dev}= -2 {\ell\mathopen{}\left(\hat{\mathord{\smash[b]{\underset{\raise.3ex\hbox{$\scriptstyle\sim$}}{\beta}}\vphantom{\beta}}}\right)\mathclose{}}$</w:t>
       </w:r>
       <w:r>
         <w:t xml:space="preserve">.</w:t>
@@ -8074,7 +8134,7 @@
         <w:t xml:space="preserve"> </w:t>
       </w:r>
       <w:r>
-        <w:t xml:space="preserve">$D_{\mathrm{sat}}= 2 \ell_{\mathrm{sat}}- 2 {\ell\mathopen{}\left(\hat{\mathord{\smash[b]{\underset{\raise.3ex\hbox{$\scriptstyle\sim$}}{\beta}}\vphantom{\beta}}}\right)\mathclose{}}$</w:t>
+        <w:t xml:space="preserve">$\operatorname{dev}_{\mathrm{sat}}= 2 \ell_{\mathrm{sat}}- 2 {\ell\mathopen{}\left(\hat{\mathord{\smash[b]{\underset{\raise.3ex\hbox{$\scriptstyle\sim$}}{\beta}}\vphantom{\beta}}}\right)\mathclose{}}$</w:t>
       </w:r>
       <w:r>
         <w:t xml:space="preserve">.</w:t>
@@ -8089,7 +8149,7 @@
         <w:t xml:space="preserve"> </w:t>
       </w:r>
       <w:r>
-        <w:t xml:space="preserve">$D= -2 {\ell\mathopen{}\left(\hat{\mathord{\smash[b]{\underset{\raise.3ex\hbox{$\scriptstyle\sim$}}{\beta}}\vphantom{\beta}}}\right)\mathclose{}}$</w:t>
+        <w:t xml:space="preserve">$\operatorname{dev}= -2 {\ell\mathopen{}\left(\hat{\mathord{\smash[b]{\underset{\raise.3ex\hbox{$\scriptstyle\sim$}}{\beta}}\vphantom{\beta}}}\right)\mathclose{}}$</w:t>
       </w:r>
       <w:r>
         <w:t xml:space="preserve"> </w:t>
@@ -8104,7 +8164,10 @@
         <m:sSub>
           <m:e>
             <m:r>
-              <m:t>D</m:t>
+              <m:rPr>
+                <m:sty m:val="p"/>
+              </m:rPr>
+              <m:t>dev</m:t>
             </m:r>
           </m:e>
           <m:sub>
@@ -8171,7 +8234,10 @@
           <m:t>+</m:t>
         </m:r>
         <m:r>
-          <m:t>D</m:t>
+          <m:rPr>
+            <m:sty m:val="p"/>
+          </m:rPr>
+          <m:t>dev</m:t>
         </m:r>
       </m:oMath>
       <w:r>
@@ -8326,7 +8392,10 @@
       </w:r>
       <m:oMath>
         <m:r>
-          <m:t>D</m:t>
+          <m:rPr>
+            <m:sty m:val="p"/>
+          </m:rPr>
+          <m:t>dev</m:t>
         </m:r>
       </m:oMath>
       <w:r>
@@ -8342,7 +8411,10 @@
         <m:sSub>
           <m:e>
             <m:r>
-              <m:t>D</m:t>
+              <m:rPr>
+                <m:sty m:val="p"/>
+              </m:rPr>
+              <m:t>dev</m:t>
             </m:r>
           </m:e>
           <m:sub>
@@ -8427,7 +8499,10 @@
         <m:sSub>
           <m:e>
             <m:r>
-              <m:t>D</m:t>
+              <m:rPr>
+                <m:sty m:val="p"/>
+              </m:rPr>
+              <m:t>dev</m:t>
             </m:r>
           </m:e>
           <m:sub>
@@ -8458,7 +8533,10 @@
           <m:t>=</m:t>
         </m:r>
         <m:r>
-          <m:t>D</m:t>
+          <m:rPr>
+            <m:sty m:val="p"/>
+          </m:rPr>
+          <m:t>dev</m:t>
         </m:r>
       </m:oMath>
       <w:r>
@@ -9421,7 +9499,10 @@
         <m:sSub>
           <m:e>
             <m:r>
-              <m:t>D</m:t>
+              <m:rPr>
+                <m:sty m:val="p"/>
+              </m:rPr>
+              <m:t>dev</m:t>
             </m:r>
           </m:e>
           <m:sub>
@@ -9472,7 +9553,10 @@
       </w:r>
       <m:oMath>
         <m:r>
-          <m:t>D</m:t>
+          <m:rPr>
+            <m:sty m:val="p"/>
+          </m:rPr>
+          <m:t>dev</m:t>
         </m:r>
         <m:r>
           <m:rPr>
@@ -9546,7 +9630,10 @@
       </w:r>
       <m:oMath>
         <m:r>
-          <m:t>D</m:t>
+          <m:rPr>
+            <m:sty m:val="p"/>
+          </m:rPr>
+          <m:t>dev</m:t>
         </m:r>
         <m:r>
           <m:rPr>
@@ -9557,7 +9644,10 @@
         <m:sSub>
           <m:e>
             <m:r>
-              <m:t>D</m:t>
+              <m:rPr>
+                <m:sty m:val="p"/>
+              </m:rPr>
+              <m:t>dev</m:t>
             </m:r>
           </m:e>
           <m:sub>
